--- a/fixtures/generated/wrap-text-sides.docx
+++ b/fixtures/generated/wrap-text-sides.docx
@@ -1,6 +1,6 @@
 
 <file path=word/document.xml><?xml version="1.0" encoding="utf-8"?>
-<w:document xmlns:w="http://schemas.openxmlformats.org/wordprocessingml/2006/main" xmlns:r="http://schemas.openxmlformats.org/officeDocument/2006/relationships" xmlns:wp="http://schemas.openxmlformats.org/drawingml/2006/wordprocessingDrawing" xmlns:a="http://schemas.openxmlformats.org/drawingml/2006/main" xmlns:pic="http://schemas.openxmlformats.org/drawingml/2006/picture">
+<w:document xmlns:w="http://schemas.openxmlformats.org/wordprocessingml/2006/main" xmlns:r="http://schemas.openxmlformats.org/officeDocument/2006/relationships" xmlns:wp="http://schemas.openxmlformats.org/drawingml/2006/wordprocessingDrawing" xmlns:a="http://schemas.openxmlformats.org/drawingml/2006/main" xmlns:pic="http://schemas.openxmlformats.org/drawingml/2006/picture" xmlns:wps="http://schemas.microsoft.com/office/word/2010/wordprocessingShape" xmlns:wpg="http://schemas.microsoft.com/office/word/2010/wordprocessingGroup">
   <w:body>
     <w:p>
       <w:r>
@@ -276,6 +276,101 @@
       </w:r>
       <w:r>
         <w:t>Text pushed above and below a float that has no side channels to select.</w:t>
+      </w:r>
+    </w:p>
+    <w:p>
+      <w:r>
+        <w:drawing>
+          <wp:anchor behindDoc="0" relativeHeight="7" simplePos="0" distT="0" distB="0" distL="91440" distR="91440">
+            <wp:simplePos x="0" y="0"/>
+            <wp:positionH relativeFrom="column">
+              <wp:posOffset>914400</wp:posOffset>
+            </wp:positionH>
+            <wp:positionV relativeFrom="paragraph">
+              <wp:posOffset>0</wp:posOffset>
+            </wp:positionV>
+            <wp:extent cx="1828800" cy="914400"/>
+            <wp:wrapSquare wrapText="right"/>
+            <wp:docPr id="7" name="Right-only text box"/>
+            <a:graphic>
+              <a:graphicData>
+                <wps:wsp>
+                  <wps:cNvPr id="7" name="Text Box 7"/>
+                  <wps:spPr>
+                    <a:xfrm>
+                      <a:off x="0" y="0"/>
+                      <a:ext cx="1828800" cy="914400"/>
+                    </a:xfrm>
+                    <a:prstGeom prst="rect">
+                      <a:avLst/>
+                    </a:prstGeom>
+                  </wps:spPr>
+                  <wps:txbx>
+                    <w:txbxContent>
+                      <w:p>
+                        <w:r>
+                          <w:t>A text box, not a picture, whose author chose the right channel.</w:t>
+                        </w:r>
+                      </w:p>
+                    </w:txbxContent>
+                  </wps:txbx>
+                  <wps:bodyPr/>
+                </wps:wsp>
+              </a:graphicData>
+            </a:graphic>
+          </wp:anchor>
+        </w:drawing>
+      </w:r>
+      <w:r>
+        <w:t>Text beside the right-only text box.</w:t>
+      </w:r>
+    </w:p>
+    <w:p>
+      <w:r>
+        <w:drawing>
+          <wp:anchor behindDoc="0" relativeHeight="8" simplePos="0" distT="0" distB="0" distL="91440" distR="91440">
+            <wp:simplePos x="0" y="0"/>
+            <wp:positionH relativeFrom="column">
+              <wp:posOffset>914400</wp:posOffset>
+            </wp:positionH>
+            <wp:positionV relativeFrom="paragraph">
+              <wp:posOffset>0</wp:posOffset>
+            </wp:positionV>
+            <wp:extent cx="1828800" cy="914400"/>
+            <wp:wrapSquare wrapText="left"/>
+            <wp:docPr id="8" name="Left-only group"/>
+            <a:graphic>
+              <a:graphicData uri="urn:wpg">
+                <wpg:wgp>
+                  <wpg:grpSpPr>
+                    <a:xfrm>
+                      <a:off x="0" y="0"/>
+                      <a:ext cx="1828800" cy="914400"/>
+                      <a:chOff x="0" y="0"/>
+                      <a:chExt cx="1828800" cy="914400"/>
+                    </a:xfrm>
+                  </wpg:grpSpPr>
+                  <wps:wsp>
+                    <wps:cNvPr id="9" name="Rectangle 9"/>
+                    <wps:spPr>
+                      <a:xfrm>
+                        <a:off x="0" y="0"/>
+                        <a:ext cx="914400" cy="914400"/>
+                      </a:xfrm>
+                      <a:prstGeom prst="rect">
+                        <a:avLst/>
+                      </a:prstGeom>
+                    </wps:spPr>
+                    <wps:bodyPr/>
+                  </wps:wsp>
+                </wpg:wgp>
+              </a:graphicData>
+            </a:graphic>
+          </wp:anchor>
+        </w:drawing>
+      </w:r>
+      <w:r>
+        <w:t>Text beside the left-only group.</w:t>
       </w:r>
     </w:p>
     <w:sectPr>
